--- a/ncba.docx
+++ b/ncba.docx
@@ -27,7 +27,7 @@
         <w:pStyle w:val="Heading1"/>
         <w:numPr>
           <w:ilvl w:val="0"/>
-          <w:numId w:val="10"/>
+          <w:numId w:val="7"/>
         </w:numPr>
         <w:rPr/>
       </w:pPr>
@@ -42,7 +42,7 @@
         <w:pStyle w:val="Heading2"/>
         <w:numPr>
           <w:ilvl w:val="1"/>
-          <w:numId w:val="10"/>
+          <w:numId w:val="7"/>
         </w:numPr>
         <w:rPr/>
       </w:pPr>
@@ -60,7 +60,7 @@
         <w:pStyle w:val="Heading3"/>
         <w:numPr>
           <w:ilvl w:val="2"/>
-          <w:numId w:val="10"/>
+          <w:numId w:val="7"/>
         </w:numPr>
         <w:rPr/>
       </w:pPr>
@@ -74,7 +74,7 @@
         <w:pStyle w:val="Heading4"/>
         <w:numPr>
           <w:ilvl w:val="3"/>
-          <w:numId w:val="10"/>
+          <w:numId w:val="7"/>
         </w:numPr>
         <w:ind w:firstLine="720" w:left="0"/>
         <w:rPr/>
@@ -89,7 +89,7 @@
         <w:pStyle w:val="Heading5"/>
         <w:numPr>
           <w:ilvl w:val="4"/>
-          <w:numId w:val="10"/>
+          <w:numId w:val="7"/>
         </w:numPr>
         <w:ind w:firstLine="720" w:left="0"/>
         <w:rPr/>
@@ -143,17 +143,42 @@
         <w:t>Block Text</w:t>
       </w:r>
     </w:p>
+    <w:p>
+      <w:pPr>
+        <w:pStyle w:val="BlockText"/>
+        <w:spacing w:before="0" w:after="86"/>
+        <w:rPr/>
+      </w:pPr>
+      <w:r>
+        <w:rPr/>
+      </w:r>
+      <w:r>
+        <w:br w:type="page"/>
+      </w:r>
+    </w:p>
+    <w:p>
+      <w:pPr>
+        <w:pStyle w:val="BlockText"/>
+        <w:spacing w:before="0" w:after="86"/>
+        <w:rPr/>
+      </w:pPr>
+      <w:r>
+        <w:rPr/>
+      </w:r>
+    </w:p>
     <w:sectPr>
       <w:footerReference w:type="even" r:id="rId2"/>
       <w:footerReference w:type="default" r:id="rId3"/>
+      <w:footerReference w:type="first" r:id="rId4"/>
       <w:footnotePr>
         <w:numFmt w:val="decimal"/>
       </w:footnotePr>
       <w:type w:val="nextPage"/>
       <w:pgSz w:w="12240" w:h="15840"/>
-      <w:pgMar w:left="1440" w:right="1440" w:gutter="0" w:header="0" w:top="1440" w:footer="720" w:bottom="1440"/>
+      <w:pgMar w:left="1440" w:right="1440" w:gutter="0" w:header="0" w:top="1440" w:footer="720" w:bottom="1498"/>
       <w:pgNumType w:start="1" w:fmt="decimal"/>
       <w:formProt w:val="false"/>
+      <w:titlePg/>
       <w:textDirection w:val="lrTb"/>
       <w:docGrid w:type="default" w:linePitch="360" w:charSpace="0"/>
     </w:sectPr>
@@ -180,11 +205,49 @@
   <w:p>
     <w:pPr>
       <w:pStyle w:val="Footer"/>
-      <w:rPr/>
-    </w:pPr>
+      <w:jc w:val="center"/>
+      <w:rPr/>
+    </w:pPr>
+    <w:bookmarkStart w:id="4" w:name="PageNumWizard_FOOTER_Default_Page_Style1"/>
     <w:r>
       <w:rPr/>
+      <w:fldChar w:fldCharType="begin"/>
     </w:r>
+    <w:r>
+      <w:rPr/>
+      <w:instrText xml:space="preserve"> PAGE </w:instrText>
+    </w:r>
+    <w:r>
+      <w:rPr/>
+      <w:fldChar w:fldCharType="separate"/>
+    </w:r>
+    <w:r>
+      <w:rPr/>
+      <w:t>2</w:t>
+    </w:r>
+    <w:r>
+      <w:rPr/>
+      <w:fldChar w:fldCharType="end"/>
+    </w:r>
+    <w:bookmarkEnd w:id="4"/>
+  </w:p>
+</w:ftr>
+</file>
+
+<file path=word/footer3.xml><?xml version="1.0" encoding="utf-8"?>
+<w:ftr xmlns:o="urn:schemas-microsoft-com:office:office" xmlns:r="http://schemas.openxmlformats.org/officeDocument/2006/relationships" xmlns:v="urn:schemas-microsoft-com:vml" xmlns:w="http://schemas.openxmlformats.org/wordprocessingml/2006/main" xmlns:w10="urn:schemas-microsoft-com:office:word" xmlns:wp="http://schemas.openxmlformats.org/drawingml/2006/wordprocessingDrawing" xmlns:wps="http://schemas.microsoft.com/office/word/2010/wordprocessingShape" xmlns:wpg="http://schemas.microsoft.com/office/word/2010/wordprocessingGroup" xmlns:mc="http://schemas.openxmlformats.org/markup-compatibility/2006" xmlns:wp14="http://schemas.microsoft.com/office/word/2010/wordprocessingDrawing" xmlns:w14="http://schemas.microsoft.com/office/word/2010/wordml" xmlns:w15="http://schemas.microsoft.com/office/word/2012/wordml" mc:Ignorable="w14 wp14 w15">
+  <w:p>
+    <w:pPr>
+      <w:pStyle w:val="Footer"/>
+      <w:jc w:val="center"/>
+      <w:rPr/>
+    </w:pPr>
+    <w:r>
+      <w:rPr/>
+    </w:r>
+    <w:bookmarkStart w:id="5" w:name="PageNumWizard_FOOTER_Default_Page_Style2"/>
+    <w:bookmarkStart w:id="6" w:name="PageNumWizard_FOOTER_Default_Page_Style2"/>
+    <w:bookmarkEnd w:id="6"/>
   </w:p>
 </w:ftr>
 </file>
@@ -195,7 +258,7 @@
     <w:p>
       <w:pPr>
         <w:rPr>
-          <w:sz w:val="12"/>
+          <w:sz w:val="13"/>
         </w:rPr>
       </w:pPr>
       <w:r>
@@ -207,7 +270,7 @@
     <w:p>
       <w:pPr>
         <w:rPr>
-          <w:sz w:val="12"/>
+          <w:sz w:val="13"/>
         </w:rPr>
       </w:pPr>
       <w:r>
@@ -241,264 +304,246 @@
   <w:abstractNum w:abstractNumId="1">
     <w:lvl w:ilvl="0">
       <w:start w:val="1"/>
-      <w:numFmt w:val="bullet"/>
-      <w:lvlText w:val=""/>
-      <w:lvlJc w:val="left"/>
-      <w:pPr>
-        <w:tabs>
-          <w:tab w:val="num" w:pos="1080"/>
-        </w:tabs>
-        <w:ind w:left="1080" w:hanging="360"/>
-      </w:pPr>
-      <w:rPr>
-        <w:rFonts w:ascii="Symbol" w:hAnsi="Symbol" w:cs="Symbol" w:hint="default"/>
-      </w:rPr>
+      <w:numFmt w:val="none"/>
+      <w:suff w:val="nothing"/>
+      <w:lvlText w:val=""/>
+      <w:lvlJc w:val="left"/>
+      <w:pPr>
+        <w:tabs>
+          <w:tab w:val="num" w:pos="0"/>
+        </w:tabs>
+        <w:ind w:left="0" w:hanging="0"/>
+      </w:pPr>
+      <w:rPr/>
     </w:lvl>
     <w:lvl w:ilvl="1">
       <w:start w:val="1"/>
-      <w:numFmt w:val="bullet"/>
-      <w:lvlText w:val=""/>
-      <w:lvlJc w:val="left"/>
-      <w:pPr>
-        <w:tabs>
-          <w:tab w:val="num" w:pos="1440"/>
-        </w:tabs>
-        <w:ind w:left="1440" w:hanging="360"/>
-      </w:pPr>
-      <w:rPr>
-        <w:rFonts w:ascii="Symbol" w:hAnsi="Symbol" w:cs="Symbol" w:hint="default"/>
-      </w:rPr>
+      <w:numFmt w:val="none"/>
+      <w:suff w:val="nothing"/>
+      <w:lvlText w:val=""/>
+      <w:lvlJc w:val="left"/>
+      <w:pPr>
+        <w:tabs>
+          <w:tab w:val="num" w:pos="0"/>
+        </w:tabs>
+        <w:ind w:left="0" w:hanging="0"/>
+      </w:pPr>
+      <w:rPr/>
     </w:lvl>
     <w:lvl w:ilvl="2">
       <w:start w:val="1"/>
-      <w:numFmt w:val="bullet"/>
-      <w:lvlText w:val=""/>
-      <w:lvlJc w:val="left"/>
-      <w:pPr>
-        <w:tabs>
-          <w:tab w:val="num" w:pos="1800"/>
-        </w:tabs>
-        <w:ind w:left="1800" w:hanging="360"/>
-      </w:pPr>
-      <w:rPr>
-        <w:rFonts w:ascii="Symbol" w:hAnsi="Symbol" w:cs="Symbol" w:hint="default"/>
-      </w:rPr>
+      <w:numFmt w:val="none"/>
+      <w:suff w:val="nothing"/>
+      <w:lvlText w:val=""/>
+      <w:lvlJc w:val="left"/>
+      <w:pPr>
+        <w:tabs>
+          <w:tab w:val="num" w:pos="0"/>
+        </w:tabs>
+        <w:ind w:left="0" w:hanging="0"/>
+      </w:pPr>
+      <w:rPr/>
     </w:lvl>
     <w:lvl w:ilvl="3">
       <w:start w:val="1"/>
-      <w:numFmt w:val="bullet"/>
-      <w:lvlText w:val=""/>
-      <w:lvlJc w:val="left"/>
-      <w:pPr>
-        <w:tabs>
-          <w:tab w:val="num" w:pos="907"/>
-        </w:tabs>
-        <w:ind w:left="907" w:hanging="227"/>
-      </w:pPr>
-      <w:rPr>
-        <w:rFonts w:ascii="Symbol" w:hAnsi="Symbol" w:cs="Symbol" w:hint="default"/>
-      </w:rPr>
+      <w:numFmt w:val="none"/>
+      <w:suff w:val="nothing"/>
+      <w:lvlText w:val=""/>
+      <w:lvlJc w:val="left"/>
+      <w:pPr>
+        <w:tabs>
+          <w:tab w:val="num" w:pos="0"/>
+        </w:tabs>
+        <w:ind w:left="0" w:hanging="0"/>
+      </w:pPr>
+      <w:rPr/>
     </w:lvl>
     <w:lvl w:ilvl="4">
       <w:start w:val="1"/>
-      <w:numFmt w:val="bullet"/>
-      <w:lvlText w:val=""/>
-      <w:lvlJc w:val="left"/>
-      <w:pPr>
-        <w:tabs>
-          <w:tab w:val="num" w:pos="1134"/>
-        </w:tabs>
-        <w:ind w:left="1134" w:hanging="227"/>
-      </w:pPr>
-      <w:rPr>
-        <w:rFonts w:ascii="Symbol" w:hAnsi="Symbol" w:cs="Symbol" w:hint="default"/>
-      </w:rPr>
+      <w:numFmt w:val="none"/>
+      <w:suff w:val="nothing"/>
+      <w:lvlText w:val=""/>
+      <w:lvlJc w:val="left"/>
+      <w:pPr>
+        <w:tabs>
+          <w:tab w:val="num" w:pos="0"/>
+        </w:tabs>
+        <w:ind w:left="0" w:hanging="0"/>
+      </w:pPr>
+      <w:rPr/>
     </w:lvl>
     <w:lvl w:ilvl="5">
       <w:start w:val="1"/>
-      <w:numFmt w:val="bullet"/>
-      <w:lvlText w:val=""/>
-      <w:lvlJc w:val="left"/>
-      <w:pPr>
-        <w:tabs>
-          <w:tab w:val="num" w:pos="1361"/>
-        </w:tabs>
-        <w:ind w:left="1361" w:hanging="227"/>
-      </w:pPr>
-      <w:rPr>
-        <w:rFonts w:ascii="Symbol" w:hAnsi="Symbol" w:cs="Symbol" w:hint="default"/>
-      </w:rPr>
+      <w:numFmt w:val="none"/>
+      <w:suff w:val="nothing"/>
+      <w:lvlText w:val=""/>
+      <w:lvlJc w:val="left"/>
+      <w:pPr>
+        <w:tabs>
+          <w:tab w:val="num" w:pos="0"/>
+        </w:tabs>
+        <w:ind w:left="0" w:hanging="0"/>
+      </w:pPr>
+      <w:rPr/>
     </w:lvl>
     <w:lvl w:ilvl="6">
       <w:start w:val="1"/>
-      <w:numFmt w:val="bullet"/>
-      <w:lvlText w:val=""/>
-      <w:lvlJc w:val="left"/>
-      <w:pPr>
-        <w:tabs>
-          <w:tab w:val="num" w:pos="1587"/>
-        </w:tabs>
-        <w:ind w:left="1587" w:hanging="227"/>
-      </w:pPr>
-      <w:rPr>
-        <w:rFonts w:ascii="Symbol" w:hAnsi="Symbol" w:cs="Symbol" w:hint="default"/>
-      </w:rPr>
+      <w:numFmt w:val="none"/>
+      <w:suff w:val="nothing"/>
+      <w:lvlText w:val=""/>
+      <w:lvlJc w:val="left"/>
+      <w:pPr>
+        <w:tabs>
+          <w:tab w:val="num" w:pos="0"/>
+        </w:tabs>
+        <w:ind w:left="0" w:hanging="0"/>
+      </w:pPr>
+      <w:rPr/>
     </w:lvl>
     <w:lvl w:ilvl="7">
       <w:start w:val="1"/>
-      <w:numFmt w:val="bullet"/>
-      <w:lvlText w:val=""/>
-      <w:lvlJc w:val="left"/>
-      <w:pPr>
-        <w:tabs>
-          <w:tab w:val="num" w:pos="1814"/>
-        </w:tabs>
-        <w:ind w:left="1814" w:hanging="227"/>
-      </w:pPr>
-      <w:rPr>
-        <w:rFonts w:ascii="Symbol" w:hAnsi="Symbol" w:cs="Symbol" w:hint="default"/>
-      </w:rPr>
+      <w:numFmt w:val="none"/>
+      <w:suff w:val="nothing"/>
+      <w:lvlText w:val=""/>
+      <w:lvlJc w:val="left"/>
+      <w:pPr>
+        <w:tabs>
+          <w:tab w:val="num" w:pos="0"/>
+        </w:tabs>
+        <w:ind w:left="0" w:hanging="0"/>
+      </w:pPr>
+      <w:rPr/>
     </w:lvl>
     <w:lvl w:ilvl="8">
       <w:start w:val="1"/>
-      <w:numFmt w:val="bullet"/>
-      <w:lvlText w:val=""/>
-      <w:lvlJc w:val="left"/>
-      <w:pPr>
-        <w:tabs>
-          <w:tab w:val="num" w:pos="2041"/>
-        </w:tabs>
-        <w:ind w:left="2041" w:hanging="227"/>
-      </w:pPr>
-      <w:rPr>
-        <w:rFonts w:ascii="Symbol" w:hAnsi="Symbol" w:cs="Symbol" w:hint="default"/>
-      </w:rPr>
+      <w:numFmt w:val="none"/>
+      <w:suff w:val="nothing"/>
+      <w:lvlText w:val=""/>
+      <w:lvlJc w:val="left"/>
+      <w:pPr>
+        <w:tabs>
+          <w:tab w:val="num" w:pos="0"/>
+        </w:tabs>
+        <w:ind w:left="0" w:hanging="0"/>
+      </w:pPr>
+      <w:rPr/>
     </w:lvl>
   </w:abstractNum>
   <w:abstractNum w:abstractNumId="2">
     <w:lvl w:ilvl="0">
       <w:start w:val="1"/>
-      <w:numFmt w:val="none"/>
-      <w:suff w:val="nothing"/>
-      <w:lvlText w:val=""/>
-      <w:lvlJc w:val="left"/>
-      <w:pPr>
-        <w:tabs>
-          <w:tab w:val="num" w:pos="0"/>
-        </w:tabs>
-        <w:ind w:left="0" w:hanging="0"/>
+      <w:numFmt w:val="upperLetter"/>
+      <w:lvlText w:val="%1."/>
+      <w:lvlJc w:val="left"/>
+      <w:pPr>
+        <w:tabs>
+          <w:tab w:val="num" w:pos="0"/>
+        </w:tabs>
+        <w:ind w:left="720" w:hanging="360"/>
       </w:pPr>
       <w:rPr/>
     </w:lvl>
     <w:lvl w:ilvl="1">
       <w:start w:val="1"/>
-      <w:numFmt w:val="none"/>
-      <w:suff w:val="nothing"/>
-      <w:lvlText w:val=""/>
-      <w:lvlJc w:val="left"/>
-      <w:pPr>
-        <w:tabs>
-          <w:tab w:val="num" w:pos="0"/>
-        </w:tabs>
-        <w:ind w:left="0" w:hanging="0"/>
+      <w:numFmt w:val="lowerLetter"/>
+      <w:lvlText w:val="%2."/>
+      <w:lvlJc w:val="left"/>
+      <w:pPr>
+        <w:tabs>
+          <w:tab w:val="num" w:pos="0"/>
+        </w:tabs>
+        <w:ind w:left="1440" w:hanging="360"/>
       </w:pPr>
       <w:rPr/>
     </w:lvl>
     <w:lvl w:ilvl="2">
       <w:start w:val="1"/>
-      <w:numFmt w:val="none"/>
-      <w:suff w:val="nothing"/>
-      <w:lvlText w:val=""/>
-      <w:lvlJc w:val="left"/>
-      <w:pPr>
-        <w:tabs>
-          <w:tab w:val="num" w:pos="0"/>
-        </w:tabs>
-        <w:ind w:left="0" w:hanging="0"/>
+      <w:numFmt w:val="lowerRoman"/>
+      <w:lvlText w:val="%3."/>
+      <w:lvlJc w:val="right"/>
+      <w:pPr>
+        <w:tabs>
+          <w:tab w:val="num" w:pos="0"/>
+        </w:tabs>
+        <w:ind w:left="2160" w:hanging="180"/>
       </w:pPr>
       <w:rPr/>
     </w:lvl>
     <w:lvl w:ilvl="3">
       <w:start w:val="1"/>
-      <w:numFmt w:val="none"/>
-      <w:suff w:val="nothing"/>
-      <w:lvlText w:val=""/>
-      <w:lvlJc w:val="left"/>
-      <w:pPr>
-        <w:tabs>
-          <w:tab w:val="num" w:pos="0"/>
-        </w:tabs>
-        <w:ind w:left="0" w:hanging="0"/>
+      <w:numFmt w:val="decimal"/>
+      <w:lvlText w:val="%4."/>
+      <w:lvlJc w:val="left"/>
+      <w:pPr>
+        <w:tabs>
+          <w:tab w:val="num" w:pos="0"/>
+        </w:tabs>
+        <w:ind w:left="2880" w:hanging="360"/>
       </w:pPr>
       <w:rPr/>
     </w:lvl>
     <w:lvl w:ilvl="4">
       <w:start w:val="1"/>
-      <w:numFmt w:val="none"/>
-      <w:suff w:val="nothing"/>
-      <w:lvlText w:val=""/>
-      <w:lvlJc w:val="left"/>
-      <w:pPr>
-        <w:tabs>
-          <w:tab w:val="num" w:pos="0"/>
-        </w:tabs>
-        <w:ind w:left="0" w:hanging="0"/>
+      <w:numFmt w:val="lowerLetter"/>
+      <w:lvlText w:val="%5."/>
+      <w:lvlJc w:val="left"/>
+      <w:pPr>
+        <w:tabs>
+          <w:tab w:val="num" w:pos="0"/>
+        </w:tabs>
+        <w:ind w:left="3600" w:hanging="360"/>
       </w:pPr>
       <w:rPr/>
     </w:lvl>
     <w:lvl w:ilvl="5">
       <w:start w:val="1"/>
-      <w:numFmt w:val="none"/>
-      <w:suff w:val="nothing"/>
-      <w:lvlText w:val=""/>
-      <w:lvlJc w:val="left"/>
-      <w:pPr>
-        <w:tabs>
-          <w:tab w:val="num" w:pos="0"/>
-        </w:tabs>
-        <w:ind w:left="0" w:hanging="0"/>
+      <w:numFmt w:val="lowerRoman"/>
+      <w:lvlText w:val="%6."/>
+      <w:lvlJc w:val="right"/>
+      <w:pPr>
+        <w:tabs>
+          <w:tab w:val="num" w:pos="0"/>
+        </w:tabs>
+        <w:ind w:left="4320" w:hanging="180"/>
       </w:pPr>
       <w:rPr/>
     </w:lvl>
     <w:lvl w:ilvl="6">
       <w:start w:val="1"/>
-      <w:numFmt w:val="none"/>
-      <w:suff w:val="nothing"/>
-      <w:lvlText w:val=""/>
-      <w:lvlJc w:val="left"/>
-      <w:pPr>
-        <w:tabs>
-          <w:tab w:val="num" w:pos="0"/>
-        </w:tabs>
-        <w:ind w:left="0" w:hanging="0"/>
+      <w:numFmt w:val="decimal"/>
+      <w:lvlText w:val="%7."/>
+      <w:lvlJc w:val="left"/>
+      <w:pPr>
+        <w:tabs>
+          <w:tab w:val="num" w:pos="0"/>
+        </w:tabs>
+        <w:ind w:left="5040" w:hanging="360"/>
       </w:pPr>
       <w:rPr/>
     </w:lvl>
     <w:lvl w:ilvl="7">
       <w:start w:val="1"/>
-      <w:numFmt w:val="none"/>
-      <w:suff w:val="nothing"/>
-      <w:lvlText w:val=""/>
-      <w:lvlJc w:val="left"/>
-      <w:pPr>
-        <w:tabs>
-          <w:tab w:val="num" w:pos="0"/>
-        </w:tabs>
-        <w:ind w:left="0" w:hanging="0"/>
+      <w:numFmt w:val="lowerLetter"/>
+      <w:lvlText w:val="%8."/>
+      <w:lvlJc w:val="left"/>
+      <w:pPr>
+        <w:tabs>
+          <w:tab w:val="num" w:pos="0"/>
+        </w:tabs>
+        <w:ind w:left="5760" w:hanging="360"/>
       </w:pPr>
       <w:rPr/>
     </w:lvl>
     <w:lvl w:ilvl="8">
       <w:start w:val="1"/>
-      <w:numFmt w:val="none"/>
-      <w:suff w:val="nothing"/>
-      <w:lvlText w:val=""/>
-      <w:lvlJc w:val="left"/>
-      <w:pPr>
-        <w:tabs>
-          <w:tab w:val="num" w:pos="0"/>
-        </w:tabs>
-        <w:ind w:left="0" w:hanging="0"/>
+      <w:numFmt w:val="lowerRoman"/>
+      <w:lvlText w:val="%9."/>
+      <w:lvlJc w:val="right"/>
+      <w:pPr>
+        <w:tabs>
+          <w:tab w:val="num" w:pos="0"/>
+        </w:tabs>
+        <w:ind w:left="6480" w:hanging="180"/>
       </w:pPr>
       <w:rPr/>
     </w:lvl>
@@ -506,14 +551,14 @@
   <w:abstractNum w:abstractNumId="3">
     <w:lvl w:ilvl="0">
       <w:start w:val="1"/>
-      <w:numFmt w:val="upperLetter"/>
+      <w:numFmt w:val="decimal"/>
       <w:lvlText w:val="%1."/>
       <w:lvlJc w:val="left"/>
       <w:pPr>
         <w:tabs>
           <w:tab w:val="num" w:pos="0"/>
         </w:tabs>
-        <w:ind w:left="720" w:hanging="360"/>
+        <w:ind w:left="1440" w:hanging="360"/>
       </w:pPr>
       <w:rPr/>
     </w:lvl>
@@ -526,7 +571,7 @@
         <w:tabs>
           <w:tab w:val="num" w:pos="0"/>
         </w:tabs>
-        <w:ind w:left="1440" w:hanging="360"/>
+        <w:ind w:left="2160" w:hanging="360"/>
       </w:pPr>
       <w:rPr/>
     </w:lvl>
@@ -539,7 +584,7 @@
         <w:tabs>
           <w:tab w:val="num" w:pos="0"/>
         </w:tabs>
-        <w:ind w:left="2160" w:hanging="180"/>
+        <w:ind w:left="2880" w:hanging="180"/>
       </w:pPr>
       <w:rPr/>
     </w:lvl>
@@ -552,7 +597,7 @@
         <w:tabs>
           <w:tab w:val="num" w:pos="0"/>
         </w:tabs>
-        <w:ind w:left="2880" w:hanging="360"/>
+        <w:ind w:left="3600" w:hanging="360"/>
       </w:pPr>
       <w:rPr/>
     </w:lvl>
@@ -565,7 +610,7 @@
         <w:tabs>
           <w:tab w:val="num" w:pos="0"/>
         </w:tabs>
-        <w:ind w:left="3600" w:hanging="360"/>
+        <w:ind w:left="4320" w:hanging="360"/>
       </w:pPr>
       <w:rPr/>
     </w:lvl>
@@ -578,7 +623,7 @@
         <w:tabs>
           <w:tab w:val="num" w:pos="0"/>
         </w:tabs>
-        <w:ind w:left="4320" w:hanging="180"/>
+        <w:ind w:left="5040" w:hanging="180"/>
       </w:pPr>
       <w:rPr/>
     </w:lvl>
@@ -591,7 +636,7 @@
         <w:tabs>
           <w:tab w:val="num" w:pos="0"/>
         </w:tabs>
-        <w:ind w:left="5040" w:hanging="360"/>
+        <w:ind w:left="5760" w:hanging="360"/>
       </w:pPr>
       <w:rPr/>
     </w:lvl>
@@ -604,7 +649,7 @@
         <w:tabs>
           <w:tab w:val="num" w:pos="0"/>
         </w:tabs>
-        <w:ind w:left="5760" w:hanging="360"/>
+        <w:ind w:left="6480" w:hanging="360"/>
       </w:pPr>
       <w:rPr/>
     </w:lvl>
@@ -617,7 +662,7 @@
         <w:tabs>
           <w:tab w:val="num" w:pos="0"/>
         </w:tabs>
-        <w:ind w:left="6480" w:hanging="180"/>
+        <w:ind w:left="7200" w:hanging="180"/>
       </w:pPr>
       <w:rPr/>
     </w:lvl>
@@ -625,14 +670,14 @@
   <w:abstractNum w:abstractNumId="4">
     <w:lvl w:ilvl="0">
       <w:start w:val="1"/>
-      <w:numFmt w:val="decimal"/>
+      <w:numFmt w:val="lowerLetter"/>
       <w:lvlText w:val="%1."/>
       <w:lvlJc w:val="left"/>
       <w:pPr>
         <w:tabs>
           <w:tab w:val="num" w:pos="0"/>
         </w:tabs>
-        <w:ind w:left="1440" w:hanging="360"/>
+        <w:ind w:left="2160" w:hanging="360"/>
       </w:pPr>
       <w:rPr/>
     </w:lvl>
@@ -645,7 +690,7 @@
         <w:tabs>
           <w:tab w:val="num" w:pos="0"/>
         </w:tabs>
-        <w:ind w:left="2160" w:hanging="360"/>
+        <w:ind w:left="2880" w:hanging="360"/>
       </w:pPr>
       <w:rPr/>
     </w:lvl>
@@ -658,7 +703,7 @@
         <w:tabs>
           <w:tab w:val="num" w:pos="0"/>
         </w:tabs>
-        <w:ind w:left="2880" w:hanging="180"/>
+        <w:ind w:left="3600" w:hanging="180"/>
       </w:pPr>
       <w:rPr/>
     </w:lvl>
@@ -671,7 +716,7 @@
         <w:tabs>
           <w:tab w:val="num" w:pos="0"/>
         </w:tabs>
-        <w:ind w:left="3600" w:hanging="360"/>
+        <w:ind w:left="4320" w:hanging="360"/>
       </w:pPr>
       <w:rPr/>
     </w:lvl>
@@ -684,7 +729,7 @@
         <w:tabs>
           <w:tab w:val="num" w:pos="0"/>
         </w:tabs>
-        <w:ind w:left="4320" w:hanging="360"/>
+        <w:ind w:left="5040" w:hanging="360"/>
       </w:pPr>
       <w:rPr/>
     </w:lvl>
@@ -697,7 +742,7 @@
         <w:tabs>
           <w:tab w:val="num" w:pos="0"/>
         </w:tabs>
-        <w:ind w:left="5040" w:hanging="180"/>
+        <w:ind w:left="5760" w:hanging="180"/>
       </w:pPr>
       <w:rPr/>
     </w:lvl>
@@ -710,7 +755,7 @@
         <w:tabs>
           <w:tab w:val="num" w:pos="0"/>
         </w:tabs>
-        <w:ind w:left="5760" w:hanging="360"/>
+        <w:ind w:left="6480" w:hanging="360"/>
       </w:pPr>
       <w:rPr/>
     </w:lvl>
@@ -723,7 +768,7 @@
         <w:tabs>
           <w:tab w:val="num" w:pos="0"/>
         </w:tabs>
-        <w:ind w:left="6480" w:hanging="360"/>
+        <w:ind w:left="7200" w:hanging="360"/>
       </w:pPr>
       <w:rPr/>
     </w:lvl>
@@ -736,131 +781,12 @@
         <w:tabs>
           <w:tab w:val="num" w:pos="0"/>
         </w:tabs>
-        <w:ind w:left="7200" w:hanging="180"/>
+        <w:ind w:left="7920" w:hanging="180"/>
       </w:pPr>
       <w:rPr/>
     </w:lvl>
   </w:abstractNum>
   <w:abstractNum w:abstractNumId="5">
-    <w:lvl w:ilvl="0">
-      <w:start w:val="1"/>
-      <w:numFmt w:val="lowerLetter"/>
-      <w:lvlText w:val="%1."/>
-      <w:lvlJc w:val="left"/>
-      <w:pPr>
-        <w:tabs>
-          <w:tab w:val="num" w:pos="0"/>
-        </w:tabs>
-        <w:ind w:left="2160" w:hanging="360"/>
-      </w:pPr>
-      <w:rPr/>
-    </w:lvl>
-    <w:lvl w:ilvl="1">
-      <w:start w:val="1"/>
-      <w:numFmt w:val="lowerLetter"/>
-      <w:lvlText w:val="%2."/>
-      <w:lvlJc w:val="left"/>
-      <w:pPr>
-        <w:tabs>
-          <w:tab w:val="num" w:pos="0"/>
-        </w:tabs>
-        <w:ind w:left="2880" w:hanging="360"/>
-      </w:pPr>
-      <w:rPr/>
-    </w:lvl>
-    <w:lvl w:ilvl="2">
-      <w:start w:val="1"/>
-      <w:numFmt w:val="lowerRoman"/>
-      <w:lvlText w:val="%3."/>
-      <w:lvlJc w:val="right"/>
-      <w:pPr>
-        <w:tabs>
-          <w:tab w:val="num" w:pos="0"/>
-        </w:tabs>
-        <w:ind w:left="3600" w:hanging="180"/>
-      </w:pPr>
-      <w:rPr/>
-    </w:lvl>
-    <w:lvl w:ilvl="3">
-      <w:start w:val="1"/>
-      <w:numFmt w:val="decimal"/>
-      <w:lvlText w:val="%4."/>
-      <w:lvlJc w:val="left"/>
-      <w:pPr>
-        <w:tabs>
-          <w:tab w:val="num" w:pos="0"/>
-        </w:tabs>
-        <w:ind w:left="4320" w:hanging="360"/>
-      </w:pPr>
-      <w:rPr/>
-    </w:lvl>
-    <w:lvl w:ilvl="4">
-      <w:start w:val="1"/>
-      <w:numFmt w:val="lowerLetter"/>
-      <w:lvlText w:val="%5."/>
-      <w:lvlJc w:val="left"/>
-      <w:pPr>
-        <w:tabs>
-          <w:tab w:val="num" w:pos="0"/>
-        </w:tabs>
-        <w:ind w:left="5040" w:hanging="360"/>
-      </w:pPr>
-      <w:rPr/>
-    </w:lvl>
-    <w:lvl w:ilvl="5">
-      <w:start w:val="1"/>
-      <w:numFmt w:val="lowerRoman"/>
-      <w:lvlText w:val="%6."/>
-      <w:lvlJc w:val="right"/>
-      <w:pPr>
-        <w:tabs>
-          <w:tab w:val="num" w:pos="0"/>
-        </w:tabs>
-        <w:ind w:left="5760" w:hanging="180"/>
-      </w:pPr>
-      <w:rPr/>
-    </w:lvl>
-    <w:lvl w:ilvl="6">
-      <w:start w:val="1"/>
-      <w:numFmt w:val="decimal"/>
-      <w:lvlText w:val="%7."/>
-      <w:lvlJc w:val="left"/>
-      <w:pPr>
-        <w:tabs>
-          <w:tab w:val="num" w:pos="0"/>
-        </w:tabs>
-        <w:ind w:left="6480" w:hanging="360"/>
-      </w:pPr>
-      <w:rPr/>
-    </w:lvl>
-    <w:lvl w:ilvl="7">
-      <w:start w:val="1"/>
-      <w:numFmt w:val="lowerLetter"/>
-      <w:lvlText w:val="%8."/>
-      <w:lvlJc w:val="left"/>
-      <w:pPr>
-        <w:tabs>
-          <w:tab w:val="num" w:pos="0"/>
-        </w:tabs>
-        <w:ind w:left="7200" w:hanging="360"/>
-      </w:pPr>
-      <w:rPr/>
-    </w:lvl>
-    <w:lvl w:ilvl="8">
-      <w:start w:val="1"/>
-      <w:numFmt w:val="lowerRoman"/>
-      <w:lvlText w:val="%9."/>
-      <w:lvlJc w:val="right"/>
-      <w:pPr>
-        <w:tabs>
-          <w:tab w:val="num" w:pos="0"/>
-        </w:tabs>
-        <w:ind w:left="7920" w:hanging="180"/>
-      </w:pPr>
-      <w:rPr/>
-    </w:lvl>
-  </w:abstractNum>
-  <w:abstractNum w:abstractNumId="6">
     <w:lvl w:ilvl="0">
       <w:start w:val="1"/>
       <w:numFmt w:val="upperRoman"/>
@@ -1037,7 +963,7 @@
       <w:rPr/>
     </w:lvl>
   </w:abstractNum>
-  <w:abstractNum w:abstractNumId="7">
+  <w:abstractNum w:abstractNumId="6">
     <w:lvl w:ilvl="0">
       <w:start w:val="1"/>
       <w:numFmt w:val="bullet"/>
@@ -1158,251 +1084,7 @@
       <w:rPr/>
     </w:lvl>
   </w:abstractNum>
-  <w:abstractNum w:abstractNumId="8">
-    <w:lvl w:ilvl="0">
-      <w:start w:val="1"/>
-      <w:numFmt w:val="decimal"/>
-      <w:lvlText w:val="%1."/>
-      <w:lvlJc w:val="left"/>
-      <w:pPr>
-        <w:tabs>
-          <w:tab w:val="num" w:pos="720"/>
-        </w:tabs>
-        <w:ind w:left="720" w:hanging="720"/>
-      </w:pPr>
-      <w:rPr/>
-    </w:lvl>
-    <w:lvl w:ilvl="1">
-      <w:start w:val="1"/>
-      <w:numFmt w:val="decimal"/>
-      <w:lvlText w:val="%2."/>
-      <w:lvlJc w:val="left"/>
-      <w:pPr>
-        <w:tabs>
-          <w:tab w:val="num" w:pos="1440"/>
-        </w:tabs>
-        <w:ind w:left="1440" w:hanging="720"/>
-      </w:pPr>
-      <w:rPr/>
-    </w:lvl>
-    <w:lvl w:ilvl="2">
-      <w:start w:val="1"/>
-      <w:numFmt w:val="decimal"/>
-      <w:lvlText w:val="%3."/>
-      <w:lvlJc w:val="left"/>
-      <w:pPr>
-        <w:tabs>
-          <w:tab w:val="num" w:pos="2160"/>
-        </w:tabs>
-        <w:ind w:left="2160" w:hanging="720"/>
-      </w:pPr>
-      <w:rPr/>
-    </w:lvl>
-    <w:lvl w:ilvl="3">
-      <w:start w:val="1"/>
-      <w:numFmt w:val="decimal"/>
-      <w:lvlText w:val="%4."/>
-      <w:lvlJc w:val="left"/>
-      <w:pPr>
-        <w:tabs>
-          <w:tab w:val="num" w:pos="2880"/>
-        </w:tabs>
-        <w:ind w:left="2880" w:hanging="720"/>
-      </w:pPr>
-      <w:rPr/>
-    </w:lvl>
-    <w:lvl w:ilvl="4">
-      <w:start w:val="1"/>
-      <w:numFmt w:val="decimal"/>
-      <w:lvlText w:val="%5."/>
-      <w:lvlJc w:val="left"/>
-      <w:pPr>
-        <w:tabs>
-          <w:tab w:val="num" w:pos="3600"/>
-        </w:tabs>
-        <w:ind w:left="3600" w:hanging="720"/>
-      </w:pPr>
-      <w:rPr/>
-    </w:lvl>
-    <w:lvl w:ilvl="5">
-      <w:start w:val="1"/>
-      <w:numFmt w:val="decimal"/>
-      <w:lvlText w:val="%6."/>
-      <w:lvlJc w:val="left"/>
-      <w:pPr>
-        <w:tabs>
-          <w:tab w:val="num" w:pos="4320"/>
-        </w:tabs>
-        <w:ind w:left="4320" w:hanging="720"/>
-      </w:pPr>
-      <w:rPr/>
-    </w:lvl>
-    <w:lvl w:ilvl="6">
-      <w:start w:val="1"/>
-      <w:numFmt w:val="decimal"/>
-      <w:lvlText w:val="%7."/>
-      <w:lvlJc w:val="left"/>
-      <w:pPr>
-        <w:tabs>
-          <w:tab w:val="num" w:pos="5040"/>
-        </w:tabs>
-        <w:ind w:left="5040" w:hanging="720"/>
-      </w:pPr>
-      <w:rPr/>
-    </w:lvl>
-    <w:lvl w:ilvl="7">
-      <w:start w:val="1"/>
-      <w:numFmt w:val="decimal"/>
-      <w:lvlText w:val="%8."/>
-      <w:lvlJc w:val="left"/>
-      <w:pPr>
-        <w:tabs>
-          <w:tab w:val="num" w:pos="5760"/>
-        </w:tabs>
-        <w:ind w:left="5760" w:hanging="720"/>
-      </w:pPr>
-      <w:rPr/>
-    </w:lvl>
-    <w:lvl w:ilvl="8">
-      <w:start w:val="1"/>
-      <w:numFmt w:val="decimal"/>
-      <w:lvlText w:val="%9."/>
-      <w:lvlJc w:val="left"/>
-      <w:pPr>
-        <w:tabs>
-          <w:tab w:val="num" w:pos="6480"/>
-        </w:tabs>
-        <w:ind w:left="6480" w:hanging="720"/>
-      </w:pPr>
-      <w:rPr/>
-    </w:lvl>
-  </w:abstractNum>
-  <w:abstractNum w:abstractNumId="9">
-    <w:lvl w:ilvl="0">
-      <w:start w:val="1"/>
-      <w:numFmt w:val="decimal"/>
-      <w:lvlText w:val="(%1)"/>
-      <w:lvlJc w:val="left"/>
-      <w:pPr>
-        <w:tabs>
-          <w:tab w:val="num" w:pos="0"/>
-        </w:tabs>
-        <w:ind w:left="1440" w:hanging="360"/>
-      </w:pPr>
-      <w:rPr>
-        <w:sz w:val="24"/>
-        <w:i w:val="false"/>
-        <w:b w:val="false"/>
-        <w:rFonts w:ascii="Minion" w:hAnsi="Minion"/>
-        <w:color w:val="auto"/>
-      </w:rPr>
-    </w:lvl>
-    <w:lvl w:ilvl="1">
-      <w:start w:val="1"/>
-      <w:numFmt w:val="lowerLetter"/>
-      <w:lvlText w:val="%2."/>
-      <w:lvlJc w:val="left"/>
-      <w:pPr>
-        <w:tabs>
-          <w:tab w:val="num" w:pos="0"/>
-        </w:tabs>
-        <w:ind w:left="2160" w:hanging="360"/>
-      </w:pPr>
-      <w:rPr/>
-    </w:lvl>
-    <w:lvl w:ilvl="2">
-      <w:start w:val="1"/>
-      <w:numFmt w:val="lowerRoman"/>
-      <w:lvlText w:val="%3."/>
-      <w:lvlJc w:val="right"/>
-      <w:pPr>
-        <w:tabs>
-          <w:tab w:val="num" w:pos="0"/>
-        </w:tabs>
-        <w:ind w:left="2880" w:hanging="180"/>
-      </w:pPr>
-      <w:rPr/>
-    </w:lvl>
-    <w:lvl w:ilvl="3">
-      <w:start w:val="1"/>
-      <w:numFmt w:val="decimal"/>
-      <w:lvlText w:val="%4."/>
-      <w:lvlJc w:val="left"/>
-      <w:pPr>
-        <w:tabs>
-          <w:tab w:val="num" w:pos="0"/>
-        </w:tabs>
-        <w:ind w:left="3600" w:hanging="360"/>
-      </w:pPr>
-      <w:rPr/>
-    </w:lvl>
-    <w:lvl w:ilvl="4">
-      <w:start w:val="1"/>
-      <w:numFmt w:val="lowerLetter"/>
-      <w:lvlText w:val="%5."/>
-      <w:lvlJc w:val="left"/>
-      <w:pPr>
-        <w:tabs>
-          <w:tab w:val="num" w:pos="0"/>
-        </w:tabs>
-        <w:ind w:left="4320" w:hanging="360"/>
-      </w:pPr>
-      <w:rPr/>
-    </w:lvl>
-    <w:lvl w:ilvl="5">
-      <w:start w:val="1"/>
-      <w:numFmt w:val="lowerRoman"/>
-      <w:lvlText w:val="%6."/>
-      <w:lvlJc w:val="right"/>
-      <w:pPr>
-        <w:tabs>
-          <w:tab w:val="num" w:pos="0"/>
-        </w:tabs>
-        <w:ind w:left="5040" w:hanging="180"/>
-      </w:pPr>
-      <w:rPr/>
-    </w:lvl>
-    <w:lvl w:ilvl="6">
-      <w:start w:val="1"/>
-      <w:numFmt w:val="decimal"/>
-      <w:lvlText w:val="%7."/>
-      <w:lvlJc w:val="left"/>
-      <w:pPr>
-        <w:tabs>
-          <w:tab w:val="num" w:pos="0"/>
-        </w:tabs>
-        <w:ind w:left="5760" w:hanging="360"/>
-      </w:pPr>
-      <w:rPr/>
-    </w:lvl>
-    <w:lvl w:ilvl="7">
-      <w:start w:val="1"/>
-      <w:numFmt w:val="lowerLetter"/>
-      <w:lvlText w:val="%8."/>
-      <w:lvlJc w:val="left"/>
-      <w:pPr>
-        <w:tabs>
-          <w:tab w:val="num" w:pos="0"/>
-        </w:tabs>
-        <w:ind w:left="6480" w:hanging="360"/>
-      </w:pPr>
-      <w:rPr/>
-    </w:lvl>
-    <w:lvl w:ilvl="8">
-      <w:start w:val="1"/>
-      <w:numFmt w:val="lowerRoman"/>
-      <w:lvlText w:val="%9."/>
-      <w:lvlJc w:val="right"/>
-      <w:pPr>
-        <w:tabs>
-          <w:tab w:val="num" w:pos="0"/>
-        </w:tabs>
-        <w:ind w:left="7200" w:hanging="180"/>
-      </w:pPr>
-      <w:rPr/>
-    </w:lvl>
-  </w:abstractNum>
-  <w:abstractNum w:abstractNumId="10">
+  <w:abstractNum w:abstractNumId="7">
     <w:lvl w:ilvl="0">
       <w:start w:val="1"/>
       <w:numFmt w:val="upperLetter"/>
@@ -1552,7 +1234,7 @@
       <w:rPr/>
     </w:lvl>
   </w:abstractNum>
-  <w:abstractNum w:abstractNumId="11">
+  <w:abstractNum w:abstractNumId="8">
     <w:lvl w:ilvl="0">
       <w:start w:val="1"/>
       <w:numFmt w:val="decimal"/>
@@ -1727,7 +1409,7 @@
       <w:rPr/>
     </w:lvl>
   </w:abstractNum>
-  <w:abstractNum w:abstractNumId="12">
+  <w:abstractNum w:abstractNumId="9">
     <w:lvl w:ilvl="0">
       <w:start w:val="1"/>
       <w:numFmt w:val="decimal"/>
@@ -1860,7 +1542,7 @@
       <w:rPr/>
     </w:lvl>
   </w:abstractNum>
-  <w:abstractNum w:abstractNumId="13">
+  <w:abstractNum w:abstractNumId="10">
     <w:lvl w:ilvl="0">
       <w:start w:val="1"/>
       <w:numFmt w:val="lowerLetter"/>
@@ -1993,7 +1675,7 @@
       <w:rPr/>
     </w:lvl>
   </w:abstractNum>
-  <w:abstractNum w:abstractNumId="14">
+  <w:abstractNum w:abstractNumId="11">
     <w:lvl w:ilvl="0">
       <w:start w:val="1"/>
       <w:numFmt w:val="lowerRoman"/>
@@ -2126,7 +1808,7 @@
       <w:rPr/>
     </w:lvl>
   </w:abstractNum>
-  <w:abstractNum w:abstractNumId="15">
+  <w:abstractNum w:abstractNumId="12">
     <w:lvl w:ilvl="0">
       <w:start w:val="1"/>
       <w:numFmt w:val="bullet"/>
@@ -2263,7 +1945,7 @@
       </w:rPr>
     </w:lvl>
   </w:abstractNum>
-  <w:abstractNum w:abstractNumId="16">
+  <w:abstractNum w:abstractNumId="13">
     <w:lvl w:ilvl="0">
       <w:start w:val="1"/>
       <w:numFmt w:val="none"/>
@@ -2420,15 +2102,6 @@
   </w:num>
   <w:num w:numId="13">
     <w:abstractNumId w:val="13"/>
-  </w:num>
-  <w:num w:numId="14">
-    <w:abstractNumId w:val="14"/>
-  </w:num>
-  <w:num w:numId="15">
-    <w:abstractNumId w:val="15"/>
-  </w:num>
-  <w:num w:numId="16">
-    <w:abstractNumId w:val="16"/>
   </w:num>
 </w:numbering>
 </file>
@@ -2856,7 +2529,7 @@
       <w:keepLines/>
       <w:numPr>
         <w:ilvl w:val="0"/>
-        <w:numId w:val="10"/>
+        <w:numId w:val="7"/>
       </w:numPr>
       <w:jc w:val="left"/>
       <w:outlineLvl w:val="0"/>
@@ -2879,7 +2552,7 @@
     <w:pPr>
       <w:numPr>
         <w:ilvl w:val="1"/>
-        <w:numId w:val="10"/>
+        <w:numId w:val="7"/>
       </w:numPr>
       <w:outlineLvl w:val="1"/>
     </w:pPr>
@@ -2900,10 +2573,10 @@
     <w:pPr>
       <w:numPr>
         <w:ilvl w:val="2"/>
-        <w:numId w:val="10"/>
+        <w:numId w:val="7"/>
       </w:numPr>
       <w:tabs>
-        <w:tab w:val="clear" w:pos="643"/>
+        <w:tab w:val="clear" w:pos="720"/>
         <w:tab w:val="left" w:pos="1440" w:leader="none"/>
       </w:tabs>
       <w:outlineLvl w:val="2"/>
@@ -2940,7 +2613,7 @@
     <w:pPr>
       <w:numPr>
         <w:ilvl w:val="4"/>
-        <w:numId w:val="10"/>
+        <w:numId w:val="7"/>
       </w:numPr>
       <w:tabs>
         <w:tab w:val="clear" w:pos="2160"/>
@@ -2960,7 +2633,7 @@
     <w:pPr>
       <w:numPr>
         <w:ilvl w:val="0"/>
-        <w:numId w:val="6"/>
+        <w:numId w:val="5"/>
       </w:numPr>
       <w:outlineLvl w:val="5"/>
     </w:pPr>
@@ -3829,7 +3502,7 @@
     <w:pPr>
       <w:numPr>
         <w:ilvl w:val="0"/>
-        <w:numId w:val="15"/>
+        <w:numId w:val="12"/>
       </w:numPr>
       <w:spacing w:before="0" w:after="115"/>
       <w:ind w:hanging="0"/>
@@ -3953,7 +3626,6 @@
     <w:rsid w:val="007116a7"/>
     <w:pPr>
       <w:tabs>
-        <w:tab w:val="clear" w:pos="643"/>
         <w:tab w:val="left" w:pos="0" w:leader="none"/>
         <w:tab w:val="left" w:pos="720" w:leader="none"/>
         <w:tab w:val="left" w:pos="1440" w:leader="none"/>
@@ -3975,7 +3647,7 @@
     <w:pPr>
       <w:numPr>
         <w:ilvl w:val="0"/>
-        <w:numId w:val="3"/>
+        <w:numId w:val="2"/>
       </w:numPr>
       <w:spacing w:before="0" w:after="0"/>
       <w:ind w:hanging="720"/>
@@ -4012,6 +3684,24 @@
   </w:style>
   <w:style w:type="paragraph" w:styleId="TOC2">
     <w:name w:val="TOC 2"/>
+    <w:basedOn w:val="Normal"/>
+    <w:next w:val="Normal"/>
+    <w:uiPriority w:val="1"/>
+    <w:semiHidden/>
+    <w:qFormat/>
+    <w:rsid w:val="003021fd"/>
+    <w:pPr>
+      <w:numPr>
+        <w:ilvl w:val="0"/>
+        <w:numId w:val="3"/>
+      </w:numPr>
+      <w:spacing w:before="0" w:after="0"/>
+      <w:ind w:hanging="720"/>
+    </w:pPr>
+    <w:rPr/>
+  </w:style>
+  <w:style w:type="paragraph" w:styleId="TOC3">
+    <w:name w:val="TOC 3"/>
     <w:basedOn w:val="Normal"/>
     <w:next w:val="Normal"/>
     <w:uiPriority w:val="1"/>
@@ -4028,24 +3718,6 @@
     </w:pPr>
     <w:rPr/>
   </w:style>
-  <w:style w:type="paragraph" w:styleId="TOC3">
-    <w:name w:val="TOC 3"/>
-    <w:basedOn w:val="Normal"/>
-    <w:next w:val="Normal"/>
-    <w:uiPriority w:val="1"/>
-    <w:semiHidden/>
-    <w:qFormat/>
-    <w:rsid w:val="003021fd"/>
-    <w:pPr>
-      <w:numPr>
-        <w:ilvl w:val="0"/>
-        <w:numId w:val="5"/>
-      </w:numPr>
-      <w:spacing w:before="0" w:after="0"/>
-      <w:ind w:hanging="720"/>
-    </w:pPr>
-    <w:rPr/>
-  </w:style>
   <w:style w:type="paragraph" w:styleId="BodyTextIndent">
     <w:name w:val="Body Text Indent"/>
     <w:basedOn w:val="BodyText"/>
@@ -4076,7 +3748,7 @@
     <w:rsid w:val="00b6147f"/>
     <w:pPr>
       <w:tabs>
-        <w:tab w:val="clear" w:pos="643"/>
+        <w:tab w:val="clear" w:pos="720"/>
         <w:tab w:val="center" w:pos="4680" w:leader="none"/>
         <w:tab w:val="right" w:pos="9360" w:leader="none"/>
       </w:tabs>
@@ -4244,7 +3916,7 @@
     <w:pPr>
       <w:numPr>
         <w:ilvl w:val="0"/>
-        <w:numId w:val="7"/>
+        <w:numId w:val="6"/>
       </w:numPr>
       <w:spacing w:before="0" w:after="240"/>
       <w:contextualSpacing/>
@@ -4300,7 +3972,7 @@
     <w:pPr>
       <w:numPr>
         <w:ilvl w:val="3"/>
-        <w:numId w:val="11"/>
+        <w:numId w:val="8"/>
       </w:numPr>
       <w:spacing w:before="0" w:after="240"/>
       <w:contextualSpacing/>
@@ -4316,7 +3988,7 @@
     <w:pPr>
       <w:numPr>
         <w:ilvl w:val="0"/>
-        <w:numId w:val="12"/>
+        <w:numId w:val="9"/>
       </w:numPr>
     </w:pPr>
     <w:rPr/>
@@ -4330,7 +4002,7 @@
     <w:pPr>
       <w:numPr>
         <w:ilvl w:val="0"/>
-        <w:numId w:val="13"/>
+        <w:numId w:val="10"/>
       </w:numPr>
       <w:ind w:left="1800"/>
     </w:pPr>
@@ -4345,7 +4017,7 @@
     <w:pPr>
       <w:numPr>
         <w:ilvl w:val="0"/>
-        <w:numId w:val="14"/>
+        <w:numId w:val="11"/>
       </w:numPr>
       <w:ind w:left="2520"/>
     </w:pPr>
@@ -4379,7 +4051,7 @@
     <w:pPr>
       <w:numPr>
         <w:ilvl w:val="8"/>
-        <w:numId w:val="2"/>
+        <w:numId w:val="1"/>
       </w:numPr>
       <w:spacing w:before="60" w:after="60"/>
     </w:pPr>
